--- a/docs/content/two_way_anova/two_way_anova_lecture.docx
+++ b/docs/content/two_way_anova/two_way_anova_lecture.docx
@@ -3291,6 +3291,9 @@
                 </m:sup>
               </m:sSup>
             </m:oMath>
+            <w:r>
+              <w:t xml:space="preserve">​</w:t>
+            </w:r>
           </w:p>
         </w:tc>
         <w:tc>
@@ -3314,6 +3317,9 @@
                 <m:t>1</m:t>
               </m:r>
             </m:oMath>
+            <w:r>
+              <w:t xml:space="preserve">​</w:t>
+            </w:r>
           </w:p>
         </w:tc>
         <w:tc>
@@ -3361,6 +3367,9 @@
                 </m:den>
               </m:f>
             </m:oMath>
+            <w:r>
+              <w:t xml:space="preserve">​</w:t>
+            </w:r>
           </w:p>
         </w:tc>
       </w:tr>
@@ -3483,6 +3492,9 @@
                 </m:sup>
               </m:sSup>
             </m:oMath>
+            <w:r>
+              <w:t xml:space="preserve">​</w:t>
+            </w:r>
           </w:p>
         </w:tc>
         <w:tc>
@@ -3506,6 +3518,9 @@
                 <m:t>1</m:t>
               </m:r>
             </m:oMath>
+            <w:r>
+              <w:t xml:space="preserve">​</w:t>
+            </w:r>
           </w:p>
         </w:tc>
         <w:tc>
@@ -3553,6 +3568,9 @@
                 </m:den>
               </m:f>
             </m:oMath>
+            <w:r>
+              <w:t xml:space="preserve">​</w:t>
+            </w:r>
           </w:p>
         </w:tc>
       </w:tr>
@@ -3765,6 +3783,9 @@
                 </m:sup>
               </m:sSup>
             </m:oMath>
+            <w:r>
+              <w:t xml:space="preserve">​</w:t>
+            </w:r>
           </w:p>
         </w:tc>
         <w:tc>
@@ -3824,6 +3845,9 @@
                 <m:t>)</m:t>
               </m:r>
             </m:oMath>
+            <w:r>
+              <w:t xml:space="preserve">​</w:t>
+            </w:r>
           </w:p>
         </w:tc>
         <w:tc>
@@ -3910,6 +3934,9 @@
                 </m:den>
               </m:f>
             </m:oMath>
+            <w:r>
+              <w:t xml:space="preserve">​</w:t>
+            </w:r>
           </w:p>
         </w:tc>
       </w:tr>
@@ -4089,6 +4116,9 @@
                 </m:sup>
               </m:sSup>
             </m:oMath>
+            <w:r>
+              <w:t xml:space="preserve">​</w:t>
+            </w:r>
           </w:p>
         </w:tc>
         <w:tc>
@@ -4130,6 +4160,9 @@
                 <m:t>)</m:t>
               </m:r>
             </m:oMath>
+            <w:r>
+              <w:t xml:space="preserve">​</w:t>
+            </w:r>
           </w:p>
         </w:tc>
         <w:tc>
@@ -4231,6 +4264,9 @@
                 </m:den>
               </m:f>
             </m:oMath>
+            <w:r>
+              <w:t xml:space="preserve">​</w:t>
+            </w:r>
           </w:p>
         </w:tc>
       </w:tr>
@@ -4398,6 +4434,9 @@
                 </m:sup>
               </m:sSup>
             </m:oMath>
+            <w:r>
+              <w:t xml:space="preserve">​</w:t>
+            </w:r>
           </w:p>
         </w:tc>
         <w:tc>
@@ -4427,6 +4466,9 @@
                 <m:t>1</m:t>
               </m:r>
             </m:oMath>
+            <w:r>
+              <w:t xml:space="preserve">​</w:t>
+            </w:r>
           </w:p>
         </w:tc>
         <w:tc>
@@ -5023,6 +5065,9 @@
                 </m:den>
               </m:f>
             </m:oMath>
+            <w:r>
+              <w:t xml:space="preserve">​</w:t>
+            </w:r>
           </w:p>
         </w:tc>
         <w:tc>
@@ -5076,6 +5121,9 @@
                 </m:den>
               </m:f>
             </m:oMath>
+            <w:r>
+              <w:t xml:space="preserve">​</w:t>
+            </w:r>
           </w:p>
         </w:tc>
         <w:tc>
@@ -5129,6 +5177,9 @@
                 </m:den>
               </m:f>
             </m:oMath>
+            <w:r>
+              <w:t xml:space="preserve">​</w:t>
+            </w:r>
           </w:p>
         </w:tc>
       </w:tr>
@@ -5214,6 +5265,9 @@
                 </m:den>
               </m:f>
             </m:oMath>
+            <w:r>
+              <w:t xml:space="preserve">​</w:t>
+            </w:r>
           </w:p>
         </w:tc>
         <w:tc>
@@ -5267,6 +5321,9 @@
                 </m:den>
               </m:f>
             </m:oMath>
+            <w:r>
+              <w:t xml:space="preserve">​</w:t>
+            </w:r>
           </w:p>
         </w:tc>
         <w:tc>
@@ -5320,6 +5377,9 @@
                 </m:den>
               </m:f>
             </m:oMath>
+            <w:r>
+              <w:t xml:space="preserve">​</w:t>
+            </w:r>
           </w:p>
         </w:tc>
       </w:tr>
@@ -5408,6 +5468,9 @@
                 </m:den>
               </m:f>
             </m:oMath>
+            <w:r>
+              <w:t xml:space="preserve">​</w:t>
+            </w:r>
           </w:p>
         </w:tc>
         <w:tc>
@@ -5482,6 +5545,9 @@
                 </m:den>
               </m:f>
             </m:oMath>
+            <w:r>
+              <w:t xml:space="preserve">​</w:t>
+            </w:r>
           </w:p>
         </w:tc>
         <w:tc>
@@ -5556,6 +5622,9 @@
                 </m:den>
               </m:f>
             </m:oMath>
+            <w:r>
+              <w:t xml:space="preserve">​</w:t>
+            </w:r>
           </w:p>
         </w:tc>
       </w:tr>

--- a/docs/content/two_way_anova/two_way_anova_lecture.docx
+++ b/docs/content/two_way_anova/two_way_anova_lecture.docx
@@ -312,14 +312,14 @@
     </w:tbl>
     <w:p>
       <w:pPr>
-        <w:pStyle w:val="BodyText"/>
+        <w:pStyle w:val="CaptionedFigure"/>
       </w:pPr>
       <w:r>
         <w:drawing>
           <wp:inline>
             <wp:extent cx="2857500" cy="4263131"/>
             <wp:effectExtent b="0" l="0" r="0" t="0"/>
-            <wp:docPr descr="" title="" id="13" name="Picture"/>
+            <wp:docPr descr="XKCD comic listing p-value ranges with increasingly tongue-in-cheek interpretations, from ‘Highly Significant’ at p under 0.03 down through ‘On the edge of significance’ and ‘Hey, look at this interesting subgroup analysis’ at p &gt;= 0.1, captioned ‘If all else fails, use significant at a p&gt;0.05 level and hope no one notices’ — a joke about p-hacking and misusing significance thresholds." title="" id="13" name="Picture"/>
             <a:graphic>
               <a:graphicData uri="http://schemas.openxmlformats.org/drawingml/2006/picture">
                 <pic:pic>
@@ -355,6 +355,62 @@
             </a:graphic>
           </wp:inline>
         </w:drawing>
+      </w:r>
+    </w:p>
+    <w:p>
+      <w:pPr>
+        <w:pStyle w:val="ImageCaption"/>
+      </w:pPr>
+      <w:r>
+        <w:t xml:space="preserve">XKCD comic listing p-value ranges with increasingly tongue-in-cheek interpretations, from</w:t>
+      </w:r>
+      <w:r>
+        <w:t xml:space="preserve"> </w:t>
+      </w:r>
+      <w:r>
+        <w:t xml:space="preserve">‘Highly Significant’</w:t>
+      </w:r>
+      <w:r>
+        <w:t xml:space="preserve"> </w:t>
+      </w:r>
+      <w:r>
+        <w:t xml:space="preserve">at p under 0.03 down through</w:t>
+      </w:r>
+      <w:r>
+        <w:t xml:space="preserve"> </w:t>
+      </w:r>
+      <w:r>
+        <w:t xml:space="preserve">‘On the edge of significance’</w:t>
+      </w:r>
+      <w:r>
+        <w:t xml:space="preserve"> </w:t>
+      </w:r>
+      <w:r>
+        <w:t xml:space="preserve">and</w:t>
+      </w:r>
+      <w:r>
+        <w:t xml:space="preserve"> </w:t>
+      </w:r>
+      <w:r>
+        <w:t xml:space="preserve">‘Hey, look at this interesting subgroup analysis’</w:t>
+      </w:r>
+      <w:r>
+        <w:t xml:space="preserve"> </w:t>
+      </w:r>
+      <w:r>
+        <w:t xml:space="preserve">at p &gt;= 0.1, captioned</w:t>
+      </w:r>
+      <w:r>
+        <w:t xml:space="preserve"> </w:t>
+      </w:r>
+      <w:r>
+        <w:t xml:space="preserve">‘If all else fails, use significant at a p&gt;0.05 level and hope no one notices’</w:t>
+      </w:r>
+      <w:r>
+        <w:t xml:space="preserve"> </w:t>
+      </w:r>
+      <w:r>
+        <w:t xml:space="preserve">— a joke about p-hacking and misusing significance thresholds.</w:t>
       </w:r>
     </w:p>
     <w:bookmarkEnd w:id="15"/>
@@ -607,14 +663,14 @@
     </w:tbl>
     <w:p>
       <w:pPr>
-        <w:pStyle w:val="BodyText"/>
+        <w:pStyle w:val="CaptionedFigure"/>
       </w:pPr>
       <w:r>
         <w:drawing>
           <wp:inline>
             <wp:extent cx="2095500" cy="2709698"/>
             <wp:effectExtent b="0" l="0" r="0" t="0"/>
-            <wp:docPr descr="" title="" id="20" name="Picture"/>
+            <wp:docPr descr="Diagram of a fertilizer bag and a smiling sun icon, each with an arrow pointing down to a small green seedling, illustrating fertilizer and sunlight as two separate factors that can each affect plant biomass." title="" id="20" name="Picture"/>
             <a:graphic>
               <a:graphicData uri="http://schemas.openxmlformats.org/drawingml/2006/picture">
                 <pic:pic>
@@ -654,14 +710,22 @@
     </w:p>
     <w:p>
       <w:pPr>
-        <w:pStyle w:val="BodyText"/>
+        <w:pStyle w:val="ImageCaption"/>
+      </w:pPr>
+      <w:r>
+        <w:t xml:space="preserve">Diagram of a fertilizer bag and a smiling sun icon, each with an arrow pointing down to a small green seedling, illustrating fertilizer and sunlight as two separate factors that can each affect plant biomass.</w:t>
+      </w:r>
+    </w:p>
+    <w:p>
+      <w:pPr>
+        <w:pStyle w:val="CaptionedFigure"/>
       </w:pPr>
       <w:r>
         <w:drawing>
           <wp:inline>
             <wp:extent cx="2095500" cy="2415339"/>
             <wp:effectExtent b="0" l="0" r="0" t="0"/>
-            <wp:docPr descr="" title="" id="23" name="Picture"/>
+            <wp:docPr descr="The palmerpenguins R package hex-sticker logo, showing simple cartoon illustrations of the three penguin species (Adelie, Chinstrap, Gentoo) used in this lecture’s dataset." title="" id="23" name="Picture"/>
             <a:graphic>
               <a:graphicData uri="http://schemas.openxmlformats.org/drawingml/2006/picture">
                 <pic:pic>
@@ -699,6 +763,14 @@
         </w:drawing>
       </w:r>
     </w:p>
+    <w:p>
+      <w:pPr>
+        <w:pStyle w:val="ImageCaption"/>
+      </w:pPr>
+      <w:r>
+        <w:t xml:space="preserve">The palmerpenguins R package hex-sticker logo, showing simple cartoon illustrations of the three penguin species (Adelie, Chinstrap, Gentoo) used in this lecture’s dataset.</w:t>
+      </w:r>
+    </w:p>
     <w:bookmarkEnd w:id="25"/>
     <w:bookmarkStart w:id="32" w:name="factorial-anova-design-structure"/>
     <w:p>
@@ -741,14 +813,14 @@
     </w:p>
     <w:p>
       <w:pPr>
-        <w:pStyle w:val="FirstParagraph"/>
+        <w:pStyle w:val="CaptionedFigure"/>
       </w:pPr>
       <w:r>
         <w:drawing>
           <wp:inline>
             <wp:extent cx="2667000" cy="1585536"/>
             <wp:effectExtent b="0" l="0" r="0" t="0"/>
-            <wp:docPr descr="" title="" id="27" name="Picture"/>
+            <wp:docPr descr="Cartoon illustration of the three penguin species used in this lecture’s dataset, each labeled: Chinstrap, Gentoo, and Adelie." title="" id="27" name="Picture"/>
             <a:graphic>
               <a:graphicData uri="http://schemas.openxmlformats.org/drawingml/2006/picture">
                 <pic:pic>
@@ -788,14 +860,22 @@
     </w:p>
     <w:p>
       <w:pPr>
-        <w:pStyle w:val="BodyText"/>
+        <w:pStyle w:val="ImageCaption"/>
+      </w:pPr>
+      <w:r>
+        <w:t xml:space="preserve">Cartoon illustration of the three penguin species used in this lecture’s dataset, each labeled: Chinstrap, Gentoo, and Adelie.</w:t>
+      </w:r>
+    </w:p>
+    <w:p>
+      <w:pPr>
+        <w:pStyle w:val="CaptionedFigure"/>
       </w:pPr>
       <w:r>
         <w:drawing>
           <wp:inline>
             <wp:extent cx="2667000" cy="4663440"/>
             <wp:effectExtent b="0" l="0" r="0" t="0"/>
-            <wp:docPr descr="" title="" id="30" name="Picture"/>
+            <wp:docPr descr="Diagram contrasting a crossed design, where both levels of Factor 1 (A, B) connect to every level of Factor 2 (a, b, c, d), against a nested design below it, where each level of Factor 1 connects only to its own subset of (random) Factor 2 levels, both feeding into individual observations (Schielzth &amp; Nakagawa 2013)." title="" id="30" name="Picture"/>
             <a:graphic>
               <a:graphicData uri="http://schemas.openxmlformats.org/drawingml/2006/picture">
                 <pic:pic>
@@ -833,6 +913,14 @@
         </w:drawing>
       </w:r>
     </w:p>
+    <w:p>
+      <w:pPr>
+        <w:pStyle w:val="ImageCaption"/>
+      </w:pPr>
+      <w:r>
+        <w:t xml:space="preserve">Diagram contrasting a crossed design, where both levels of Factor 1 (A, B) connect to every level of Factor 2 (a, b, c, d), against a nested design below it, where each level of Factor 1 connects only to its own subset of (random) Factor 2 levels, both feeding into individual observations (Schielzth &amp; Nakagawa 2013).</w:t>
+      </w:r>
+    </w:p>
     <w:bookmarkEnd w:id="32"/>
     <w:bookmarkStart w:id="36" w:name="factorial-anova-effect-types"/>
     <w:p>
@@ -897,14 +985,14 @@
     </w:p>
     <w:p>
       <w:pPr>
-        <w:pStyle w:val="FirstParagraph"/>
+        <w:pStyle w:val="CaptionedFigure"/>
       </w:pPr>
       <w:r>
         <w:drawing>
           <wp:inline>
             <wp:extent cx="2857500" cy="1178458"/>
             <wp:effectExtent b="0" l="0" r="0" t="0"/>
-            <wp:docPr descr="" title="" id="34" name="Picture"/>
+            <wp:docPr descr="Simple grid diagram of a factorial design with Factor A across the columns (levels 1-4) and Factor B down the rows (levels 1-3), with an ‘XX’ marking every cell, showing every combination of the two factors is represented." title="" id="34" name="Picture"/>
             <a:graphic>
               <a:graphicData uri="http://schemas.openxmlformats.org/drawingml/2006/picture">
                 <pic:pic>
@@ -940,6 +1028,26 @@
             </a:graphic>
           </wp:inline>
         </w:drawing>
+      </w:r>
+    </w:p>
+    <w:p>
+      <w:pPr>
+        <w:pStyle w:val="ImageCaption"/>
+      </w:pPr>
+      <w:r>
+        <w:t xml:space="preserve">Simple grid diagram of a factorial design with Factor A across the columns (levels 1-4) and Factor B down the rows (levels 1-3), with an</w:t>
+      </w:r>
+      <w:r>
+        <w:t xml:space="preserve"> </w:t>
+      </w:r>
+      <w:r>
+        <w:t xml:space="preserve">‘XX’</w:t>
+      </w:r>
+      <w:r>
+        <w:t xml:space="preserve"> </w:t>
+      </w:r>
+      <w:r>
+        <w:t xml:space="preserve">marking every cell, showing every combination of the two factors is represented.</w:t>
       </w:r>
     </w:p>
     <w:bookmarkEnd w:id="36"/>
@@ -4516,14 +4624,14 @@
     </w:p>
     <w:p>
       <w:pPr>
-        <w:pStyle w:val="FirstParagraph"/>
+        <w:pStyle w:val="CaptionedFigure"/>
       </w:pPr>
       <w:r>
         <w:drawing>
           <wp:inline>
             <wp:extent cx="2381250" cy="1169363"/>
             <wp:effectExtent b="0" l="0" r="0" t="0"/>
-            <wp:docPr descr="" title="" id="65" name="Picture"/>
+            <wp:docPr descr="Full two-way ANOVA table listing Source (A, B, AB, Residual, Total), each with its sum-of-squares formula, degrees of freedom (p-1, q-1, (p-1)(q-1), pq(n-1), pqn-1), and mean-square formula." title="" id="65" name="Picture"/>
             <a:graphic>
               <a:graphicData uri="http://schemas.openxmlformats.org/drawingml/2006/picture">
                 <pic:pic>
@@ -4563,14 +4671,22 @@
     </w:p>
     <w:p>
       <w:pPr>
-        <w:pStyle w:val="BodyText"/>
+        <w:pStyle w:val="ImageCaption"/>
+      </w:pPr>
+      <w:r>
+        <w:t xml:space="preserve">Full two-way ANOVA table listing Source (A, B, AB, Residual, Total), each with its sum-of-squares formula, degrees of freedom (p-1, q-1, (p-1)(q-1), pq(n-1), pqn-1), and mean-square formula.</w:t>
+      </w:r>
+    </w:p>
+    <w:p>
+      <w:pPr>
+        <w:pStyle w:val="CaptionedFigure"/>
       </w:pPr>
       <w:r>
         <w:drawing>
           <wp:inline>
             <wp:extent cx="2381250" cy="720928"/>
             <wp:effectExtent b="0" l="0" r="0" t="0"/>
-            <wp:docPr descr="" title="" id="68" name="Picture"/>
+            <wp:docPr descr="Table of penguin body mass cell means and marginal (emmean) values by species (rows: Adelie, Chinstrap, Gentoo) and sex (columns: female, male), used to compute SS_A from the species row means." title="" id="68" name="Picture"/>
             <a:graphic>
               <a:graphicData uri="http://schemas.openxmlformats.org/drawingml/2006/picture">
                 <pic:pic>
@@ -4608,6 +4724,14 @@
         </w:drawing>
       </w:r>
     </w:p>
+    <w:p>
+      <w:pPr>
+        <w:pStyle w:val="ImageCaption"/>
+      </w:pPr>
+      <w:r>
+        <w:t xml:space="preserve">Table of penguin body mass cell means and marginal (emmean) values by species (rows: Adelie, Chinstrap, Gentoo) and sex (columns: female, male), used to compute SS_A from the species row means.</w:t>
+      </w:r>
+    </w:p>
     <w:bookmarkEnd w:id="70"/>
     <w:bookmarkStart w:id="75" w:name="ssb-factor-b-effects"/>
     <w:p>
@@ -4664,14 +4788,14 @@
     </w:p>
     <w:p>
       <w:pPr>
-        <w:pStyle w:val="FirstParagraph"/>
+        <w:pStyle w:val="CaptionedFigure"/>
       </w:pPr>
       <w:r>
         <w:drawing>
           <wp:inline>
             <wp:extent cx="2381250" cy="1169363"/>
             <wp:effectExtent b="0" l="0" r="0" t="0"/>
-            <wp:docPr descr="" title="" id="71" name="Picture"/>
+            <wp:docPr descr="The same two-way ANOVA table (Source, SS, df, MS for A, B, AB, Residual, Total) repeated here for computing SS_B." title="" id="71" name="Picture"/>
             <a:graphic>
               <a:graphicData uri="http://schemas.openxmlformats.org/drawingml/2006/picture">
                 <pic:pic>
@@ -4711,14 +4835,22 @@
     </w:p>
     <w:p>
       <w:pPr>
-        <w:pStyle w:val="BodyText"/>
+        <w:pStyle w:val="ImageCaption"/>
+      </w:pPr>
+      <w:r>
+        <w:t xml:space="preserve">The same two-way ANOVA table (Source, SS, df, MS for A, B, AB, Residual, Total) repeated here for computing SS_B.</w:t>
+      </w:r>
+    </w:p>
+    <w:p>
+      <w:pPr>
+        <w:pStyle w:val="CaptionedFigure"/>
       </w:pPr>
       <w:r>
         <w:drawing>
           <wp:inline>
             <wp:extent cx="2381250" cy="720928"/>
             <wp:effectExtent b="0" l="0" r="0" t="0"/>
-            <wp:docPr descr="" title="" id="73" name="Picture"/>
+            <wp:docPr descr="The same penguin body-mass cell-means and marginal-means table repeated here, used to compute SS_B from the sex column means." title="" id="73" name="Picture"/>
             <a:graphic>
               <a:graphicData uri="http://schemas.openxmlformats.org/drawingml/2006/picture">
                 <pic:pic>
@@ -4756,6 +4888,14 @@
         </w:drawing>
       </w:r>
     </w:p>
+    <w:p>
+      <w:pPr>
+        <w:pStyle w:val="ImageCaption"/>
+      </w:pPr>
+      <w:r>
+        <w:t xml:space="preserve">The same penguin body-mass cell-means and marginal-means table repeated here, used to compute SS_B from the sex column means.</w:t>
+      </w:r>
+    </w:p>
     <w:bookmarkEnd w:id="75"/>
     <w:bookmarkStart w:id="81" w:name="ssab-interaction-effects"/>
     <w:p>
@@ -4799,14 +4939,14 @@
     </w:p>
     <w:p>
       <w:pPr>
-        <w:pStyle w:val="BodyText"/>
+        <w:pStyle w:val="CaptionedFigure"/>
       </w:pPr>
       <w:r>
         <w:drawing>
           <wp:inline>
             <wp:extent cx="2381250" cy="1165678"/>
             <wp:effectExtent b="0" l="0" r="0" t="0"/>
-            <wp:docPr descr="" title="" id="77" name="Picture"/>
+            <wp:docPr descr="The same two-way ANOVA table with the AB (interaction) row outlined in red, highlighting its sum-of-squares, degrees of freedom (p-1)(q-1), and mean-square formulas." title="" id="77" name="Picture"/>
             <a:graphic>
               <a:graphicData uri="http://schemas.openxmlformats.org/drawingml/2006/picture">
                 <pic:pic>
@@ -4846,14 +4986,22 @@
     </w:p>
     <w:p>
       <w:pPr>
-        <w:pStyle w:val="BodyText"/>
+        <w:pStyle w:val="ImageCaption"/>
+      </w:pPr>
+      <w:r>
+        <w:t xml:space="preserve">The same two-way ANOVA table with the AB (interaction) row outlined in red, highlighting its sum-of-squares, degrees of freedom (p-1)(q-1), and mean-square formulas.</w:t>
+      </w:r>
+    </w:p>
+    <w:p>
+      <w:pPr>
+        <w:pStyle w:val="CaptionedFigure"/>
       </w:pPr>
       <w:r>
         <w:drawing>
           <wp:inline>
             <wp:extent cx="2381250" cy="720928"/>
             <wp:effectExtent b="0" l="0" r="0" t="0"/>
-            <wp:docPr descr="" title="" id="79" name="Picture"/>
+            <wp:docPr descr="The same penguin body-mass cell-means and marginal-means table repeated here, used to compute SS_AB from how each cell mean deviates from its row and column marginal means." title="" id="79" name="Picture"/>
             <a:graphic>
               <a:graphicData uri="http://schemas.openxmlformats.org/drawingml/2006/picture">
                 <pic:pic>
@@ -4889,6 +5037,14 @@
             </a:graphic>
           </wp:inline>
         </w:drawing>
+      </w:r>
+    </w:p>
+    <w:p>
+      <w:pPr>
+        <w:pStyle w:val="ImageCaption"/>
+      </w:pPr>
+      <w:r>
+        <w:t xml:space="preserve">The same penguin body-mass cell-means and marginal-means table repeated here, used to compute SS_AB from how each cell mean deviates from its row and column marginal means.</w:t>
       </w:r>
     </w:p>
     <w:bookmarkEnd w:id="81"/>
@@ -6620,14 +6776,14 @@
     </w:p>
     <w:p>
       <w:pPr>
-        <w:pStyle w:val="FirstParagraph"/>
+        <w:pStyle w:val="CaptionedFigure"/>
       </w:pPr>
       <w:r>
         <w:drawing>
           <wp:inline>
             <wp:extent cx="2667000" cy="1585536"/>
             <wp:effectExtent b="0" l="0" r="0" t="0"/>
-            <wp:docPr descr="" title="" id="90" name="Picture"/>
+            <wp:docPr descr="Cartoon illustration of the three penguin species used in this lecture’s dataset, each labeled: Chinstrap, Gentoo, and Adelie." title="" id="90" name="Picture"/>
             <a:graphic>
               <a:graphicData uri="http://schemas.openxmlformats.org/drawingml/2006/picture">
                 <pic:pic>
@@ -6665,6 +6821,14 @@
         </w:drawing>
       </w:r>
     </w:p>
+    <w:p>
+      <w:pPr>
+        <w:pStyle w:val="ImageCaption"/>
+      </w:pPr>
+      <w:r>
+        <w:t xml:space="preserve">Cartoon illustration of the three penguin species used in this lecture’s dataset, each labeled: Chinstrap, Gentoo, and Adelie.</w:t>
+      </w:r>
+    </w:p>
     <w:bookmarkEnd w:id="92"/>
     <w:bookmarkStart w:id="93" w:name="X60719a9eef5bdb2aac7eaf285d8edf8caa9fd0b"/>
     <w:p>
@@ -7156,14 +7320,14 @@
     </w:p>
     <w:p>
       <w:pPr>
-        <w:pStyle w:val="BodyText"/>
+        <w:pStyle w:val="CaptionedFigure"/>
       </w:pPr>
       <w:r>
         <w:drawing>
           <wp:inline>
             <wp:extent cx="3657600" cy="3135085"/>
             <wp:effectExtent b="0" l="0" r="0" t="0"/>
-            <wp:docPr descr="" title="" id="96" name="Picture"/>
+            <wp:docPr descr="Four standard regression diagnostic plots for the two-way ANOVA model, arranged 2x2: residuals vs. fitted, normal Q-Q, scale-location, and residuals vs. leverage, generated automatically with ggfortify::autoplot()." title="" id="96" name="Picture"/>
             <a:graphic>
               <a:graphicData uri="http://schemas.openxmlformats.org/drawingml/2006/picture">
                 <pic:pic>
@@ -7199,6 +7363,14 @@
             </a:graphic>
           </wp:inline>
         </w:drawing>
+      </w:r>
+    </w:p>
+    <w:p>
+      <w:pPr>
+        <w:pStyle w:val="ImageCaption"/>
+      </w:pPr>
+      <w:r>
+        <w:t xml:space="preserve">Four standard regression diagnostic plots for the two-way ANOVA model, arranged 2x2: residuals vs. fitted, normal Q-Q, scale-location, and residuals vs. leverage, generated automatically with ggfortify::autoplot().</w:t>
       </w:r>
     </w:p>
     <w:bookmarkEnd w:id="98"/>

--- a/docs/content/two_way_anova/two_way_anova_lecture.docx
+++ b/docs/content/two_way_anova/two_way_anova_lecture.docx
@@ -317,7 +317,7 @@
       <w:r>
         <w:drawing>
           <wp:inline>
-            <wp:extent cx="2857500" cy="4263131"/>
+            <wp:extent cx="2852928" cy="4256310"/>
             <wp:effectExtent b="0" l="0" r="0" t="0"/>
             <wp:docPr descr="XKCD comic listing p-value ranges with increasingly tongue-in-cheek interpretations, from ‘Highly Significant’ at p under 0.03 down through ‘On the edge of significance’ and ‘Hey, look at this interesting subgroup analysis’ at p &gt;= 0.1, captioned ‘If all else fails, use significant at a p&gt;0.05 level and hope no one notices’ — a joke about p-hacking and misusing significance thresholds." title="" id="13" name="Picture"/>
             <a:graphic>
@@ -338,7 +338,7 @@
                   <pic:spPr bwMode="auto">
                     <a:xfrm>
                       <a:off x="0" y="0"/>
-                      <a:ext cx="2857500" cy="4263131"/>
+                      <a:ext cx="2852928" cy="4256310"/>
                     </a:xfrm>
                     <a:prstGeom prst="rect">
                       <a:avLst/>
@@ -668,7 +668,7 @@
       <w:r>
         <w:drawing>
           <wp:inline>
-            <wp:extent cx="2095500" cy="2709698"/>
+            <wp:extent cx="2093976" cy="2707727"/>
             <wp:effectExtent b="0" l="0" r="0" t="0"/>
             <wp:docPr descr="Diagram of a fertilizer bag and a smiling sun icon, each with an arrow pointing down to a small green seedling, illustrating fertilizer and sunlight as two separate factors that can each affect plant biomass." title="" id="20" name="Picture"/>
             <a:graphic>
@@ -689,7 +689,7 @@
                   <pic:spPr bwMode="auto">
                     <a:xfrm>
                       <a:off x="0" y="0"/>
-                      <a:ext cx="2095500" cy="2709698"/>
+                      <a:ext cx="2093976" cy="2707727"/>
                     </a:xfrm>
                     <a:prstGeom prst="rect">
                       <a:avLst/>
@@ -723,7 +723,7 @@
       <w:r>
         <w:drawing>
           <wp:inline>
-            <wp:extent cx="2095500" cy="2415339"/>
+            <wp:extent cx="2093976" cy="2413582"/>
             <wp:effectExtent b="0" l="0" r="0" t="0"/>
             <wp:docPr descr="The palmerpenguins R package hex-sticker logo, showing simple cartoon illustrations of the three penguin species (Adelie, Chinstrap, Gentoo) used in this lecture’s dataset." title="" id="23" name="Picture"/>
             <a:graphic>
@@ -744,7 +744,7 @@
                   <pic:spPr bwMode="auto">
                     <a:xfrm>
                       <a:off x="0" y="0"/>
-                      <a:ext cx="2095500" cy="2415339"/>
+                      <a:ext cx="2093976" cy="2413582"/>
                     </a:xfrm>
                     <a:prstGeom prst="rect">
                       <a:avLst/>
@@ -818,7 +818,7 @@
       <w:r>
         <w:drawing>
           <wp:inline>
-            <wp:extent cx="2667000" cy="1585536"/>
+            <wp:extent cx="2670048" cy="1587348"/>
             <wp:effectExtent b="0" l="0" r="0" t="0"/>
             <wp:docPr descr="Cartoon illustration of the three penguin species used in this lecture’s dataset, each labeled: Chinstrap, Gentoo, and Adelie." title="" id="27" name="Picture"/>
             <a:graphic>
@@ -839,7 +839,7 @@
                   <pic:spPr bwMode="auto">
                     <a:xfrm>
                       <a:off x="0" y="0"/>
-                      <a:ext cx="2667000" cy="1585536"/>
+                      <a:ext cx="2670048" cy="1587348"/>
                     </a:xfrm>
                     <a:prstGeom prst="rect">
                       <a:avLst/>
@@ -873,7 +873,7 @@
       <w:r>
         <w:drawing>
           <wp:inline>
-            <wp:extent cx="2667000" cy="4663440"/>
+            <wp:extent cx="2670048" cy="4668769"/>
             <wp:effectExtent b="0" l="0" r="0" t="0"/>
             <wp:docPr descr="Diagram contrasting a crossed design, where both levels of Factor 1 (A, B) connect to every level of Factor 2 (a, b, c, d), against a nested design below it, where each level of Factor 1 connects only to its own subset of (random) Factor 2 levels, both feeding into individual observations (Schielzth &amp; Nakagawa 2013)." title="" id="30" name="Picture"/>
             <a:graphic>
@@ -894,7 +894,7 @@
                   <pic:spPr bwMode="auto">
                     <a:xfrm>
                       <a:off x="0" y="0"/>
-                      <a:ext cx="2667000" cy="4663440"/>
+                      <a:ext cx="2670048" cy="4668769"/>
                     </a:xfrm>
                     <a:prstGeom prst="rect">
                       <a:avLst/>
@@ -990,7 +990,7 @@
       <w:r>
         <w:drawing>
           <wp:inline>
-            <wp:extent cx="2857500" cy="1178458"/>
+            <wp:extent cx="2852928" cy="1176572"/>
             <wp:effectExtent b="0" l="0" r="0" t="0"/>
             <wp:docPr descr="Simple grid diagram of a factorial design with Factor A across the columns (levels 1-4) and Factor B down the rows (levels 1-3), with an ‘XX’ marking every cell, showing every combination of the two factors is represented." title="" id="34" name="Picture"/>
             <a:graphic>
@@ -1011,7 +1011,7 @@
                   <pic:spPr bwMode="auto">
                     <a:xfrm>
                       <a:off x="0" y="0"/>
-                      <a:ext cx="2857500" cy="1178458"/>
+                      <a:ext cx="2852928" cy="1176572"/>
                     </a:xfrm>
                     <a:prstGeom prst="rect">
                       <a:avLst/>
@@ -4629,7 +4629,7 @@
       <w:r>
         <w:drawing>
           <wp:inline>
-            <wp:extent cx="2381250" cy="1169363"/>
+            <wp:extent cx="2377440" cy="1167492"/>
             <wp:effectExtent b="0" l="0" r="0" t="0"/>
             <wp:docPr descr="Full two-way ANOVA table listing Source (A, B, AB, Residual, Total), each with its sum-of-squares formula, degrees of freedom (p-1, q-1, (p-1)(q-1), pq(n-1), pqn-1), and mean-square formula." title="" id="65" name="Picture"/>
             <a:graphic>
@@ -4650,7 +4650,7 @@
                   <pic:spPr bwMode="auto">
                     <a:xfrm>
                       <a:off x="0" y="0"/>
-                      <a:ext cx="2381250" cy="1169363"/>
+                      <a:ext cx="2377440" cy="1167492"/>
                     </a:xfrm>
                     <a:prstGeom prst="rect">
                       <a:avLst/>
@@ -4684,7 +4684,7 @@
       <w:r>
         <w:drawing>
           <wp:inline>
-            <wp:extent cx="2381250" cy="720928"/>
+            <wp:extent cx="2377440" cy="719775"/>
             <wp:effectExtent b="0" l="0" r="0" t="0"/>
             <wp:docPr descr="Table of penguin body mass cell means and marginal (emmean) values by species (rows: Adelie, Chinstrap, Gentoo) and sex (columns: female, male), used to compute SS_A from the species row means." title="" id="68" name="Picture"/>
             <a:graphic>
@@ -4705,7 +4705,7 @@
                   <pic:spPr bwMode="auto">
                     <a:xfrm>
                       <a:off x="0" y="0"/>
-                      <a:ext cx="2381250" cy="720928"/>
+                      <a:ext cx="2377440" cy="719775"/>
                     </a:xfrm>
                     <a:prstGeom prst="rect">
                       <a:avLst/>
@@ -4793,7 +4793,7 @@
       <w:r>
         <w:drawing>
           <wp:inline>
-            <wp:extent cx="2381250" cy="1169363"/>
+            <wp:extent cx="2377440" cy="1167492"/>
             <wp:effectExtent b="0" l="0" r="0" t="0"/>
             <wp:docPr descr="The same two-way ANOVA table (Source, SS, df, MS for A, B, AB, Residual, Total) repeated here for computing SS_B." title="" id="71" name="Picture"/>
             <a:graphic>
@@ -4814,7 +4814,7 @@
                   <pic:spPr bwMode="auto">
                     <a:xfrm>
                       <a:off x="0" y="0"/>
-                      <a:ext cx="2381250" cy="1169363"/>
+                      <a:ext cx="2377440" cy="1167492"/>
                     </a:xfrm>
                     <a:prstGeom prst="rect">
                       <a:avLst/>
@@ -4848,7 +4848,7 @@
       <w:r>
         <w:drawing>
           <wp:inline>
-            <wp:extent cx="2381250" cy="720928"/>
+            <wp:extent cx="2377440" cy="719775"/>
             <wp:effectExtent b="0" l="0" r="0" t="0"/>
             <wp:docPr descr="The same penguin body-mass cell-means and marginal-means table repeated here, used to compute SS_B from the sex column means." title="" id="73" name="Picture"/>
             <a:graphic>
@@ -4869,7 +4869,7 @@
                   <pic:spPr bwMode="auto">
                     <a:xfrm>
                       <a:off x="0" y="0"/>
-                      <a:ext cx="2381250" cy="720928"/>
+                      <a:ext cx="2377440" cy="719775"/>
                     </a:xfrm>
                     <a:prstGeom prst="rect">
                       <a:avLst/>
@@ -4944,7 +4944,7 @@
       <w:r>
         <w:drawing>
           <wp:inline>
-            <wp:extent cx="2381250" cy="1165678"/>
+            <wp:extent cx="2377440" cy="1163813"/>
             <wp:effectExtent b="0" l="0" r="0" t="0"/>
             <wp:docPr descr="The same two-way ANOVA table with the AB (interaction) row outlined in red, highlighting its sum-of-squares, degrees of freedom (p-1)(q-1), and mean-square formulas." title="" id="77" name="Picture"/>
             <a:graphic>
@@ -4965,7 +4965,7 @@
                   <pic:spPr bwMode="auto">
                     <a:xfrm>
                       <a:off x="0" y="0"/>
-                      <a:ext cx="2381250" cy="1165678"/>
+                      <a:ext cx="2377440" cy="1163813"/>
                     </a:xfrm>
                     <a:prstGeom prst="rect">
                       <a:avLst/>
@@ -4999,7 +4999,7 @@
       <w:r>
         <w:drawing>
           <wp:inline>
-            <wp:extent cx="2381250" cy="720928"/>
+            <wp:extent cx="2377440" cy="719775"/>
             <wp:effectExtent b="0" l="0" r="0" t="0"/>
             <wp:docPr descr="The same penguin body-mass cell-means and marginal-means table repeated here, used to compute SS_AB from how each cell mean deviates from its row and column marginal means." title="" id="79" name="Picture"/>
             <a:graphic>
@@ -5020,7 +5020,7 @@
                   <pic:spPr bwMode="auto">
                     <a:xfrm>
                       <a:off x="0" y="0"/>
-                      <a:ext cx="2381250" cy="720928"/>
+                      <a:ext cx="2377440" cy="719775"/>
                     </a:xfrm>
                     <a:prstGeom prst="rect">
                       <a:avLst/>
@@ -6781,7 +6781,7 @@
       <w:r>
         <w:drawing>
           <wp:inline>
-            <wp:extent cx="2667000" cy="1585536"/>
+            <wp:extent cx="2670048" cy="1587348"/>
             <wp:effectExtent b="0" l="0" r="0" t="0"/>
             <wp:docPr descr="Cartoon illustration of the three penguin species used in this lecture’s dataset, each labeled: Chinstrap, Gentoo, and Adelie." title="" id="90" name="Picture"/>
             <a:graphic>
@@ -6802,7 +6802,7 @@
                   <pic:spPr bwMode="auto">
                     <a:xfrm>
                       <a:off x="0" y="0"/>
-                      <a:ext cx="2667000" cy="1585536"/>
+                      <a:ext cx="2670048" cy="1587348"/>
                     </a:xfrm>
                     <a:prstGeom prst="rect">
                       <a:avLst/>

--- a/docs/content/two_way_anova/two_way_anova_lecture.docx
+++ b/docs/content/two_way_anova/two_way_anova_lecture.docx
@@ -1635,7 +1635,7 @@
       <w:r>
         <w:drawing>
           <wp:inline>
-            <wp:extent cx="5334000" cy="4706470"/>
+            <wp:extent cx="3119357" cy="2752374"/>
             <wp:effectExtent b="0" l="0" r="0" t="0"/>
             <wp:docPr descr="" title="" id="41" name="Picture"/>
             <a:graphic>
@@ -1656,7 +1656,7 @@
                   <pic:spPr bwMode="auto">
                     <a:xfrm>
                       <a:off x="0" y="0"/>
-                      <a:ext cx="5334000" cy="4706470"/>
+                      <a:ext cx="3119357" cy="2752374"/>
                     </a:xfrm>
                     <a:prstGeom prst="rect">
                       <a:avLst/>
@@ -8120,7 +8120,7 @@
       <w:r>
         <w:drawing>
           <wp:inline>
-            <wp:extent cx="5334000" cy="4445000"/>
+            <wp:extent cx="3302849" cy="2752374"/>
             <wp:effectExtent b="0" l="0" r="0" t="0"/>
             <wp:docPr descr="" title="" id="104" name="Picture"/>
             <a:graphic>
@@ -8141,7 +8141,7 @@
                   <pic:spPr bwMode="auto">
                     <a:xfrm>
                       <a:off x="0" y="0"/>
-                      <a:ext cx="5334000" cy="4445000"/>
+                      <a:ext cx="3302849" cy="2752374"/>
                     </a:xfrm>
                     <a:prstGeom prst="rect">
                       <a:avLst/>
@@ -8475,7 +8475,7 @@
       <w:r>
         <w:drawing>
           <wp:inline>
-            <wp:extent cx="5334000" cy="4706470"/>
+            <wp:extent cx="3119357" cy="2752374"/>
             <wp:effectExtent b="0" l="0" r="0" t="0"/>
             <wp:docPr descr="" title="" id="109" name="Picture"/>
             <a:graphic>
@@ -8496,7 +8496,7 @@
                   <pic:spPr bwMode="auto">
                     <a:xfrm>
                       <a:off x="0" y="0"/>
-                      <a:ext cx="5334000" cy="4706470"/>
+                      <a:ext cx="3119357" cy="2752374"/>
                     </a:xfrm>
                     <a:prstGeom prst="rect">
                       <a:avLst/>
@@ -10196,7 +10196,7 @@
       <w:r>
         <w:drawing>
           <wp:inline>
-            <wp:extent cx="5334000" cy="5334000"/>
+            <wp:extent cx="3302849" cy="3302849"/>
             <wp:effectExtent b="0" l="0" r="0" t="0"/>
             <wp:docPr descr="" title="" id="121" name="Picture"/>
             <a:graphic>
@@ -10217,7 +10217,7 @@
                   <pic:spPr bwMode="auto">
                     <a:xfrm>
                       <a:off x="0" y="0"/>
-                      <a:ext cx="5334000" cy="5334000"/>
+                      <a:ext cx="3302849" cy="3302849"/>
                     </a:xfrm>
                     <a:prstGeom prst="rect">
                       <a:avLst/>
@@ -10555,7 +10555,7 @@
       <w:r>
         <w:drawing>
           <wp:inline>
-            <wp:extent cx="5334000" cy="4706470"/>
+            <wp:extent cx="3119357" cy="2752374"/>
             <wp:effectExtent b="0" l="0" r="0" t="0"/>
             <wp:docPr descr="" title="" id="126" name="Picture"/>
             <a:graphic>
@@ -10576,7 +10576,7 @@
                   <pic:spPr bwMode="auto">
                     <a:xfrm>
                       <a:off x="0" y="0"/>
-                      <a:ext cx="5334000" cy="4706470"/>
+                      <a:ext cx="3119357" cy="2752374"/>
                     </a:xfrm>
                     <a:prstGeom prst="rect">
                       <a:avLst/>
